--- a/module1/ss3_Pseudo_code_va_flowchart/bai_tap/Bai_Tap_3.docx
+++ b/module1/ss3_Pseudo_code_va_flowchart/bai_tap/Bai_Tap_3.docx
@@ -4,90 +4,17 @@
   <w:body>
     <w:p>
       <w:r>
-        <w:t>BEGIN</w:t>
-      </w:r>
-    </w:p>
-    <w:p>
-      <w:r>
-        <w:t xml:space="preserve">     INPUT nhập biến a , b , c</w:t>
-      </w:r>
-    </w:p>
-    <w:p>
-      <w:r>
-        <w:t xml:space="preserve">     Max = a</w:t>
-      </w:r>
-    </w:p>
-    <w:p>
-      <w:r>
-        <w:t xml:space="preserve">     IF b &gt; Max</w:t>
-      </w:r>
-      <w:r>
-        <w:t xml:space="preserve"> THEN </w:t>
-      </w:r>
-    </w:p>
-    <w:p>
-      <w:r>
-        <w:t xml:space="preserve">            Max = b</w:t>
-      </w:r>
-    </w:p>
-    <w:p>
-      <w:bookmarkStart w:id="0" w:name="_GoBack"/>
-      <w:bookmarkEnd w:id="0"/>
-      <w:r>
-        <w:t xml:space="preserve">     END IF</w:t>
-      </w:r>
-    </w:p>
-    <w:p>
-      <w:r>
-        <w:t xml:space="preserve">     IF</w:t>
-      </w:r>
-      <w:r>
-        <w:t xml:space="preserve"> c &gt; Max THEN</w:t>
-      </w:r>
-    </w:p>
-    <w:p>
-      <w:r>
-        <w:t xml:space="preserve">            </w:t>
-      </w:r>
-      <w:r>
-        <w:t>Max</w:t>
-      </w:r>
-      <w:r>
-        <w:t xml:space="preserve"> </w:t>
-      </w:r>
-      <w:r>
-        <w:t>= c</w:t>
-      </w:r>
-    </w:p>
-    <w:p>
-      <w:r>
-        <w:t xml:space="preserve">    </w:t>
-      </w:r>
-      <w:r>
-        <w:t xml:space="preserve"> </w:t>
-      </w:r>
-      <w:r>
-        <w:t>END IF</w:t>
-      </w:r>
-    </w:p>
-    <w:p>
-      <w:r>
-        <w:t xml:space="preserve">     DISPLAY Max</w:t>
-      </w:r>
-    </w:p>
-    <w:p>
-      <w:r>
         <w:rPr>
           <w:noProof/>
         </w:rPr>
         <w:drawing>
-          <wp:anchor distT="0" distB="0" distL="114300" distR="114300" simplePos="0" relativeHeight="251658240" behindDoc="0" locked="0" layoutInCell="1" allowOverlap="1" wp14:anchorId="1CD76432" wp14:editId="0E2B9873">
+          <wp:anchor distT="0" distB="0" distL="114300" distR="114300" simplePos="0" relativeHeight="251658240" behindDoc="0" locked="0" layoutInCell="1" allowOverlap="1" wp14:anchorId="1576F25A" wp14:editId="0F3C1946">
             <wp:simplePos x="0" y="0"/>
             <wp:positionH relativeFrom="margin">
-              <wp:align>center</wp:align>
+              <wp:posOffset>2118360</wp:posOffset>
             </wp:positionH>
             <wp:positionV relativeFrom="paragraph">
-              <wp:posOffset>271780</wp:posOffset>
+              <wp:posOffset>-306070</wp:posOffset>
             </wp:positionV>
             <wp:extent cx="4124325" cy="5496559"/>
             <wp:effectExtent l="0" t="0" r="0" b="9525"/>
@@ -137,11 +64,226 @@
         </w:drawing>
       </w:r>
       <w:r>
+        <w:t>BEGIN</w:t>
+      </w:r>
+    </w:p>
+    <w:p>
+      <w:r>
+        <w:t xml:space="preserve">     INPUT nhập biến a , b , c</w:t>
+      </w:r>
+    </w:p>
+    <w:p>
+      <w:r>
+        <w:t xml:space="preserve">     Max = a</w:t>
+      </w:r>
+    </w:p>
+    <w:p>
+      <w:r>
+        <w:t xml:space="preserve">     IF b &gt; Max</w:t>
+      </w:r>
+      <w:r>
+        <w:t xml:space="preserve"> THEN </w:t>
+      </w:r>
+    </w:p>
+    <w:p>
+      <w:r>
+        <w:t xml:space="preserve">            Max = b</w:t>
+      </w:r>
+    </w:p>
+    <w:p>
+      <w:r>
+        <w:t xml:space="preserve">     END IF</w:t>
+      </w:r>
+    </w:p>
+    <w:p>
+      <w:r>
+        <w:t xml:space="preserve">     IF</w:t>
+      </w:r>
+      <w:r>
+        <w:t xml:space="preserve"> c &gt; Max THEN</w:t>
+      </w:r>
+    </w:p>
+    <w:p>
+      <w:r>
+        <w:t xml:space="preserve">            </w:t>
+      </w:r>
+      <w:r>
+        <w:t>Max</w:t>
+      </w:r>
+      <w:r>
+        <w:t xml:space="preserve"> </w:t>
+      </w:r>
+      <w:r>
+        <w:t>= c</w:t>
+      </w:r>
+    </w:p>
+    <w:p>
+      <w:r>
+        <w:t xml:space="preserve">    </w:t>
+      </w:r>
+      <w:r>
+        <w:t xml:space="preserve"> </w:t>
+      </w:r>
+      <w:r>
+        <w:t>END IF</w:t>
+      </w:r>
+    </w:p>
+    <w:p>
+      <w:r>
+        <w:t xml:space="preserve">     DISPLAY Max</w:t>
+      </w:r>
+    </w:p>
+    <w:p>
+      <w:r>
         <w:t>END</w:t>
       </w:r>
     </w:p>
     <w:p/>
     <w:p/>
+    <w:p/>
+    <w:p/>
+    <w:p/>
+    <w:p>
+      <w:r>
+        <w:rPr>
+          <w:noProof/>
+        </w:rPr>
+        <w:drawing>
+          <wp:anchor distT="0" distB="0" distL="114300" distR="114300" simplePos="0" relativeHeight="251659264" behindDoc="0" locked="0" layoutInCell="1" allowOverlap="1" wp14:anchorId="4B97AA84" wp14:editId="147576FA">
+            <wp:simplePos x="0" y="0"/>
+            <wp:positionH relativeFrom="column">
+              <wp:posOffset>1924050</wp:posOffset>
+            </wp:positionH>
+            <wp:positionV relativeFrom="paragraph">
+              <wp:posOffset>64135</wp:posOffset>
+            </wp:positionV>
+            <wp:extent cx="4404360" cy="4613910"/>
+            <wp:effectExtent l="0" t="0" r="0" b="0"/>
+            <wp:wrapNone/>
+            <wp:docPr id="3" name="Picture 3"/>
+            <wp:cNvGraphicFramePr>
+              <a:graphicFrameLocks xmlns:a="http://schemas.openxmlformats.org/drawingml/2006/main" noChangeAspect="1"/>
+            </wp:cNvGraphicFramePr>
+            <a:graphic xmlns:a="http://schemas.openxmlformats.org/drawingml/2006/main">
+              <a:graphicData uri="http://schemas.openxmlformats.org/drawingml/2006/picture">
+                <pic:pic xmlns:pic="http://schemas.openxmlformats.org/drawingml/2006/picture">
+                  <pic:nvPicPr>
+                    <pic:cNvPr id="3" name="1212.drawio (3).png"/>
+                    <pic:cNvPicPr/>
+                  </pic:nvPicPr>
+                  <pic:blipFill>
+                    <a:blip r:embed="rId5">
+                      <a:extLst>
+                        <a:ext uri="{28A0092B-C50C-407E-A947-70E740481C1C}">
+                          <a14:useLocalDpi xmlns:a14="http://schemas.microsoft.com/office/drawing/2010/main" val="0"/>
+                        </a:ext>
+                      </a:extLst>
+                    </a:blip>
+                    <a:stretch>
+                      <a:fillRect/>
+                    </a:stretch>
+                  </pic:blipFill>
+                  <pic:spPr>
+                    <a:xfrm>
+                      <a:off x="0" y="0"/>
+                      <a:ext cx="4404360" cy="4613910"/>
+                    </a:xfrm>
+                    <a:prstGeom prst="rect">
+                      <a:avLst/>
+                    </a:prstGeom>
+                  </pic:spPr>
+                </pic:pic>
+              </a:graphicData>
+            </a:graphic>
+            <wp14:sizeRelH relativeFrom="page">
+              <wp14:pctWidth>0</wp14:pctWidth>
+            </wp14:sizeRelH>
+            <wp14:sizeRelV relativeFrom="page">
+              <wp14:pctHeight>0</wp14:pctHeight>
+            </wp14:sizeRelV>
+          </wp:anchor>
+        </w:drawing>
+      </w:r>
+    </w:p>
+    <w:p>
+      <w:r>
+        <w:t xml:space="preserve">Cách 2 </w:t>
+      </w:r>
+    </w:p>
+    <w:p>
+      <w:r>
+        <w:t>BEGIN</w:t>
+      </w:r>
+    </w:p>
+    <w:p>
+      <w:r>
+        <w:t xml:space="preserve">    INPUT nhập biến a, b, c</w:t>
+      </w:r>
+    </w:p>
+    <w:p>
+      <w:r>
+        <w:t xml:space="preserve">    IF a &gt; b and a &gt; c Then </w:t>
+      </w:r>
+    </w:p>
+    <w:p>
+      <w:r>
+        <w:t xml:space="preserve">          Max = a</w:t>
+      </w:r>
+    </w:p>
+    <w:p>
+      <w:r>
+        <w:t xml:space="preserve">    ELSE</w:t>
+      </w:r>
+    </w:p>
+    <w:p>
+      <w:r>
+        <w:t xml:space="preserve">          IF b &gt; c Then </w:t>
+      </w:r>
+    </w:p>
+    <w:p>
+      <w:r>
+        <w:t xml:space="preserve">              Max = b</w:t>
+      </w:r>
+    </w:p>
+    <w:p>
+      <w:r>
+        <w:t xml:space="preserve">          ELSE</w:t>
+      </w:r>
+    </w:p>
+    <w:p>
+      <w:r>
+        <w:t xml:space="preserve">              Max = c</w:t>
+      </w:r>
+      <w:bookmarkStart w:id="0" w:name="_GoBack"/>
+      <w:bookmarkEnd w:id="0"/>
+    </w:p>
+    <w:p>
+      <w:r>
+        <w:lastRenderedPageBreak/>
+        <w:t xml:space="preserve">           END IF</w:t>
+      </w:r>
+    </w:p>
+    <w:p>
+      <w:r>
+        <w:t xml:space="preserve">       END IF</w:t>
+      </w:r>
+    </w:p>
+    <w:p>
+      <w:r>
+        <w:t xml:space="preserve">       DISPLAY Max</w:t>
+      </w:r>
+    </w:p>
+    <w:p>
+      <w:r>
+        <w:t>END</w:t>
+      </w:r>
+    </w:p>
+    <w:p/>
+    <w:p>
+      <w:r>
+        <w:t xml:space="preserve">  </w:t>
+      </w:r>
+    </w:p>
     <w:sectPr>
       <w:pgSz w:w="11907" w:h="16840" w:code="9"/>
       <w:pgMar w:top="1440" w:right="1440" w:bottom="1440" w:left="1440" w:header="720" w:footer="720" w:gutter="0"/>
